--- a/TASK - Handle dynamic inputs in user testing.docx
+++ b/TASK - Handle dynamic inputs in user testing.docx
@@ -6,18 +6,22 @@
       <w:pPr>
         <w:spacing w:before="100" w:after="100" w:beforeAutospacing="1" w:afterAutospacing="1"/>
         <w:rPr>
-          <w:rFonts w:ascii="Times New Roman" w:hAnsi="Times New Roman" w:cs="Times New Roman" w:eastAsia="Times New Roman"/>
-          <w:b w:val="1"/>
-          <w:bCs w:val="1"/>
-          <w:u w:val="single"/>
-        </w:rPr>
-      </w:pPr>
-      <w:r>
-        <w:rPr>
-          <w:rFonts w:ascii="Times New Roman" w:hAnsi="Times New Roman" w:cs="Times New Roman" w:eastAsia="Times New Roman"/>
-          <w:b w:val="1"/>
-          <w:bCs w:val="1"/>
-          <w:u w:val="single"/>
+          <w:rFonts w:ascii="Calibri" w:hAnsi="Calibri" w:cs="Times New Roman" w:eastAsia="Times New Roman"/>
+          <w:b w:val="1"/>
+          <w:bCs w:val="1"/>
+          <w:sz w:val="24"/>
+          <w:szCs w:val="24"/>
+          <w:u w:val="none"/>
+        </w:rPr>
+      </w:pPr>
+      <w:r>
+        <w:rPr>
+          <w:rFonts w:ascii="Calibri" w:hAnsi="Calibri" w:cs="Times New Roman" w:eastAsia="Times New Roman"/>
+          <w:b w:val="1"/>
+          <w:bCs w:val="1"/>
+          <w:sz w:val="24"/>
+          <w:szCs w:val="24"/>
+          <w:u w:val="none"/>
         </w:rPr>
         <w:t>Handle dynamic inputs in user testing</w:t>
       </w:r>
@@ -26,24 +30,30 @@
       <w:pPr>
         <w:spacing w:before="100" w:after="100" w:beforeAutospacing="1" w:afterAutospacing="1"/>
         <w:rPr>
-          <w:rFonts w:ascii="Times New Roman" w:hAnsi="Times New Roman" w:cs="Times New Roman" w:eastAsia="Times New Roman"/>
-        </w:rPr>
-      </w:pPr>
-    </w:p>
-    <w:p>
-      <w:pPr>
-        <w:spacing w:before="100" w:after="100" w:beforeAutospacing="1" w:afterAutospacing="1"/>
-        <w:rPr>
-          <w:rFonts w:ascii="Times New Roman" w:hAnsi="Times New Roman" w:cs="Times New Roman" w:eastAsia="Times New Roman"/>
+          <w:rFonts w:ascii="Calibri" w:hAnsi="Calibri" w:cs="Times New Roman" w:eastAsia="Times New Roman"/>
+          <w:sz w:val="24"/>
+          <w:szCs w:val="24"/>
+        </w:rPr>
+      </w:pPr>
+    </w:p>
+    <w:p>
+      <w:pPr>
+        <w:spacing w:before="100" w:after="100" w:beforeAutospacing="1" w:afterAutospacing="1"/>
+        <w:rPr>
+          <w:rFonts w:ascii="Calibri" w:hAnsi="Calibri" w:cs="Times New Roman" w:eastAsia="Times New Roman"/>
           <w:i w:val="1"/>
           <w:iCs w:val="1"/>
-        </w:rPr>
-      </w:pPr>
-      <w:r>
-        <w:rPr>
-          <w:rFonts w:ascii="Times New Roman" w:hAnsi="Times New Roman" w:cs="Times New Roman" w:eastAsia="Times New Roman"/>
+          <w:sz w:val="24"/>
+          <w:szCs w:val="24"/>
+        </w:rPr>
+      </w:pPr>
+      <w:r>
+        <w:rPr>
+          <w:rFonts w:ascii="Calibri" w:hAnsi="Calibri" w:cs="Times New Roman" w:eastAsia="Times New Roman"/>
           <w:i w:val="1"/>
           <w:iCs w:val="1"/>
+          <w:sz w:val="24"/>
+          <w:szCs w:val="24"/>
         </w:rPr>
         <w:t>Avoid failures in automated testing of Vitual Agent topics by controlling which inputs that you want to run as part of a test case.</w:t>
       </w:r>
@@ -51,23 +61,33 @@
     <w:p>
       <w:pPr>
         <w:rPr>
-          <w:rFonts w:ascii="Times New Roman" w:hAnsi="Times New Roman" w:cs="Times New Roman" w:eastAsia="Times New Roman"/>
-          <w:b w:val="1"/>
-          <w:bCs w:val="1"/>
-        </w:rPr>
-      </w:pPr>
-    </w:p>
-    <w:p>
-      <w:pPr>
-        <w:rPr>
-          <w:rFonts w:ascii="Times New Roman" w:hAnsi="Times New Roman" w:cs="Times New Roman" w:eastAsia="Times New Roman"/>
-        </w:rPr>
-      </w:pPr>
-      <w:r>
-        <w:rPr>
-          <w:rFonts w:ascii="Times New Roman" w:hAnsi="Times New Roman" w:cs="Times New Roman" w:eastAsia="Times New Roman"/>
-          <w:b w:val="1"/>
-          <w:bCs w:val="1"/>
+          <w:rFonts w:ascii="Calibri" w:hAnsi="Calibri" w:cs="Times New Roman" w:eastAsia="Times New Roman"/>
+          <w:b w:val="1"/>
+          <w:bCs w:val="1"/>
+          <w:sz w:val="24"/>
+          <w:szCs w:val="24"/>
+        </w:rPr>
+      </w:pPr>
+    </w:p>
+    <w:p>
+      <w:pPr>
+        <w:rPr>
+          <w:rFonts w:ascii="Calibri" w:hAnsi="Calibri" w:cs="Times New Roman" w:eastAsia="Times New Roman"/>
+          <w:b w:val="1"/>
+          <w:bCs w:val="1"/>
+          <w:sz w:val="24"/>
+          <w:szCs w:val="24"/>
+          <w:u w:val="single"/>
+        </w:rPr>
+      </w:pPr>
+      <w:r>
+        <w:rPr>
+          <w:rFonts w:ascii="Calibri" w:hAnsi="Calibri" w:cs="Times New Roman" w:eastAsia="Times New Roman"/>
+          <w:b w:val="1"/>
+          <w:bCs w:val="1"/>
+          <w:sz w:val="24"/>
+          <w:szCs w:val="24"/>
+          <w:u w:val="single"/>
         </w:rPr>
         <w:t>Before you begin</w:t>
       </w:r>
@@ -75,38 +95,79 @@
     <w:p>
       <w:pPr>
         <w:rPr>
-          <w:rFonts w:ascii="Times New Roman" w:hAnsi="Times New Roman" w:cs="Times New Roman" w:eastAsia="Times New Roman"/>
-        </w:rPr>
-      </w:pPr>
-      <w:r>
-        <w:rPr>
-          <w:rFonts w:ascii="Times New Roman" w:hAnsi="Times New Roman" w:cs="Times New Roman" w:eastAsia="Times New Roman"/>
-        </w:rPr>
-        <w:t>Set up a test case for a topic that includes dynamic inputs. See “Create an Automated Test in Virtual Agent Designer” for more information.</w:t>
+          <w:rFonts w:ascii="Calibri" w:hAnsi="Calibri" w:cs="Times New Roman" w:eastAsia="Times New Roman"/>
+          <w:sz w:val="24"/>
+          <w:szCs w:val="24"/>
+          <w:u w:val="single"/>
+        </w:rPr>
+      </w:pPr>
+    </w:p>
+    <w:p>
+      <w:pPr>
+        <w:rPr>
+          <w:rFonts w:ascii="Calibri" w:hAnsi="Calibri" w:cs="Times New Roman" w:eastAsia="Times New Roman"/>
+          <w:sz w:val="24"/>
+          <w:szCs w:val="24"/>
+        </w:rPr>
+      </w:pPr>
+      <w:r>
+        <w:rPr>
+          <w:rFonts w:ascii="Calibri" w:hAnsi="Calibri" w:cs="Times New Roman" w:eastAsia="Times New Roman"/>
+          <w:sz w:val="24"/>
+          <w:szCs w:val="24"/>
+        </w:rPr>
+        <w:t xml:space="preserve">Set up a test case for a topic that includes dynamic inputs. See </w:t>
+      </w:r>
+      <w:r>
+        <w:rPr>
+          <w:rFonts w:ascii="Calibri" w:hAnsi="Calibri" w:cs="Times New Roman" w:eastAsia="Times New Roman"/>
+          <w:b w:val="1"/>
+          <w:bCs w:val="1"/>
+          <w:color w:val="446EA2"/>
+          <w:sz w:val="24"/>
+          <w:szCs w:val="24"/>
+        </w:rPr>
+        <w:t>Create an Automated Test in Virtual Agent Designer</w:t>
+      </w:r>
+      <w:r>
+        <w:rPr>
+          <w:rFonts w:ascii="Calibri" w:hAnsi="Calibri" w:cs="Times New Roman" w:eastAsia="Times New Roman"/>
+          <w:sz w:val="24"/>
+          <w:szCs w:val="24"/>
+        </w:rPr>
+        <w:t xml:space="preserve"> for more information.</w:t>
       </w:r>
     </w:p>
     <w:p>
       <w:pPr>
         <w:spacing w:beforeAutospacing="1" w:afterAutospacing="1"/>
         <w:rPr>
-          <w:rFonts w:ascii="Times New Roman" w:hAnsi="Times New Roman" w:cs="Times New Roman" w:eastAsia="Times New Roman"/>
-        </w:rPr>
-      </w:pPr>
-    </w:p>
-    <w:p>
-      <w:pPr>
-        <w:spacing w:before="100" w:after="100" w:beforeAutospacing="1" w:afterAutospacing="1"/>
-        <w:rPr>
-          <w:rFonts w:ascii="Times New Roman" w:hAnsi="Times New Roman" w:cs="Times New Roman" w:eastAsia="Times New Roman"/>
+          <w:rFonts w:ascii="Calibri" w:hAnsi="Calibri" w:cs="Times New Roman" w:eastAsia="Times New Roman"/>
+          <w:sz w:val="24"/>
+          <w:szCs w:val="24"/>
+        </w:rPr>
+      </w:pPr>
+    </w:p>
+    <w:p>
+      <w:pPr>
+        <w:spacing w:before="100" w:after="100" w:beforeAutospacing="1" w:afterAutospacing="1"/>
+        <w:rPr>
+          <w:rFonts w:ascii="Calibri" w:hAnsi="Calibri" w:cs="Times New Roman" w:eastAsia="Times New Roman"/>
+          <w:sz w:val="24"/>
+          <w:szCs w:val="24"/>
+          <w:u w:val="single"/>
           <w:rtl w:val="0"/>
           <w:lang w:val="en-US" w:bidi="en-US" w:eastAsia="en-US"/>
         </w:rPr>
       </w:pPr>
       <w:r>
         <w:rPr>
-          <w:rFonts w:ascii="Times New Roman" w:hAnsi="Times New Roman" w:cs="Times New Roman" w:eastAsia="Times New Roman"/>
-          <w:b w:val="1"/>
-          <w:bCs w:val="1"/>
+          <w:rFonts w:ascii="Calibri" w:hAnsi="Calibri" w:cs="Times New Roman" w:eastAsia="Times New Roman"/>
+          <w:b w:val="1"/>
+          <w:bCs w:val="1"/>
+          <w:sz w:val="24"/>
+          <w:szCs w:val="24"/>
+          <w:u w:val="single"/>
         </w:rPr>
         <w:t>Role required</w:t>
       </w:r>
@@ -115,12 +176,16 @@
       <w:pPr>
         <w:spacing w:before="100" w:after="100" w:beforeAutospacing="1" w:afterAutospacing="1"/>
         <w:rPr>
-          <w:rFonts w:ascii="Times New Roman" w:hAnsi="Times New Roman" w:cs="Times New Roman" w:eastAsia="Times New Roman"/>
-        </w:rPr>
-      </w:pPr>
-      <w:r>
-        <w:rPr>
-          <w:rFonts w:ascii="Times New Roman" w:hAnsi="Times New Roman" w:cs="Times New Roman" w:eastAsia="Times New Roman"/>
+          <w:rFonts w:ascii="Calibri" w:hAnsi="Calibri" w:cs="Times New Roman" w:eastAsia="Times New Roman"/>
+          <w:sz w:val="24"/>
+          <w:szCs w:val="24"/>
+        </w:rPr>
+      </w:pPr>
+      <w:r>
+        <w:rPr>
+          <w:rFonts w:ascii="Calibri" w:hAnsi="Calibri" w:cs="Times New Roman" w:eastAsia="Times New Roman"/>
+          <w:sz w:val="24"/>
+          <w:szCs w:val="24"/>
         </w:rPr>
         <w:t>virtual_agent_admin or admin.</w:t>
       </w:r>
@@ -128,37 +193,58 @@
     <w:p>
       <w:pPr>
         <w:rPr>
-          <w:rFonts w:ascii="Times New Roman" w:hAnsi="Times New Roman" w:cs="Times New Roman" w:eastAsia="Times New Roman"/>
-          <w:b w:val="1"/>
-          <w:bCs w:val="1"/>
-        </w:rPr>
-      </w:pPr>
-    </w:p>
-    <w:p>
-      <w:pPr>
-        <w:rPr>
-          <w:rFonts w:ascii="Times New Roman" w:hAnsi="Times New Roman" w:cs="Times New Roman" w:eastAsia="Times New Roman"/>
-        </w:rPr>
-      </w:pPr>
-      <w:r>
-        <w:rPr>
-          <w:rFonts w:ascii="Times New Roman" w:hAnsi="Times New Roman" w:cs="Times New Roman" w:eastAsia="Times New Roman"/>
-          <w:b w:val="1"/>
-          <w:bCs w:val="1"/>
-        </w:rPr>
-        <w:t xml:space="preserve">About this task </w:t>
-      </w:r>
-    </w:p>
-    <w:p>
-      <w:pPr>
-        <w:spacing w:before="100" w:after="100" w:beforeAutospacing="1" w:afterAutospacing="1"/>
-        <w:rPr>
-          <w:rFonts w:ascii="Times New Roman" w:hAnsi="Times New Roman" w:cs="Times New Roman" w:eastAsia="Times New Roman"/>
-        </w:rPr>
-      </w:pPr>
-      <w:r>
-        <w:rPr>
-          <w:rFonts w:ascii="Times New Roman" w:hAnsi="Times New Roman" w:cs="Times New Roman" w:eastAsia="Times New Roman"/>
+          <w:rFonts w:ascii="Calibri" w:hAnsi="Calibri" w:cs="Times New Roman" w:eastAsia="Times New Roman"/>
+          <w:b w:val="1"/>
+          <w:bCs w:val="1"/>
+          <w:sz w:val="24"/>
+          <w:szCs w:val="24"/>
+        </w:rPr>
+      </w:pPr>
+    </w:p>
+    <w:p>
+      <w:pPr>
+        <w:rPr>
+          <w:rFonts w:ascii="Calibri" w:hAnsi="Calibri" w:cs="Times New Roman" w:eastAsia="Times New Roman"/>
+          <w:sz w:val="24"/>
+          <w:szCs w:val="24"/>
+        </w:rPr>
+      </w:pPr>
+      <w:r>
+        <w:rPr>
+          <w:rFonts w:ascii="Calibri" w:hAnsi="Calibri" w:cs="Times New Roman" w:eastAsia="Times New Roman"/>
+          <w:b w:val="1"/>
+          <w:bCs w:val="1"/>
+          <w:sz w:val="24"/>
+          <w:szCs w:val="24"/>
+          <w:u w:val="single"/>
+        </w:rPr>
+        <w:t>About this task</w:t>
+      </w:r>
+      <w:r>
+        <w:rPr>
+          <w:rFonts w:ascii="Calibri" w:hAnsi="Calibri" w:cs="Times New Roman" w:eastAsia="Times New Roman"/>
+          <w:b w:val="1"/>
+          <w:bCs w:val="1"/>
+          <w:sz w:val="24"/>
+          <w:szCs w:val="24"/>
+        </w:rPr>
+        <w:t xml:space="preserve"> </w:t>
+      </w:r>
+    </w:p>
+    <w:p>
+      <w:pPr>
+        <w:spacing w:before="100" w:after="100" w:beforeAutospacing="1" w:afterAutospacing="1"/>
+        <w:rPr>
+          <w:rFonts w:ascii="Calibri" w:hAnsi="Calibri" w:cs="Times New Roman" w:eastAsia="Times New Roman"/>
+          <w:sz w:val="24"/>
+          <w:szCs w:val="24"/>
+        </w:rPr>
+      </w:pPr>
+      <w:r>
+        <w:rPr>
+          <w:rFonts w:ascii="Calibri" w:hAnsi="Calibri" w:cs="Times New Roman" w:eastAsia="Times New Roman"/>
+          <w:sz w:val="24"/>
+          <w:szCs w:val="24"/>
         </w:rPr>
         <w:t xml:space="preserve">When running a test in Virtual Agent Designer, some tests may fail even when a topic has fully functional components. These failures can happen based on various cases, such as timestamps based on a function that always returns current time. The timestamp is created correctly when the test runs, but it is not a match with the recorded timestamp in the test case. Similar examples include different users entering different names, email or physical addresses, or other info specific to each user. </w:t>
       </w:r>
@@ -167,12 +253,16 @@
       <w:pPr>
         <w:spacing w:before="100" w:after="100" w:beforeAutospacing="1" w:afterAutospacing="1"/>
         <w:rPr>
-          <w:rFonts w:ascii="Times New Roman" w:hAnsi="Times New Roman" w:cs="Times New Roman" w:eastAsia="Times New Roman"/>
-        </w:rPr>
-      </w:pPr>
-      <w:r>
-        <w:rPr>
-          <w:rFonts w:ascii="Times New Roman" w:hAnsi="Times New Roman" w:cs="Times New Roman" w:eastAsia="Times New Roman"/>
+          <w:rFonts w:ascii="Calibri" w:hAnsi="Calibri" w:cs="Times New Roman" w:eastAsia="Times New Roman"/>
+          <w:sz w:val="24"/>
+          <w:szCs w:val="24"/>
+        </w:rPr>
+      </w:pPr>
+      <w:r>
+        <w:rPr>
+          <w:rFonts w:ascii="Calibri" w:hAnsi="Calibri" w:cs="Times New Roman" w:eastAsia="Times New Roman"/>
+          <w:sz w:val="24"/>
+          <w:szCs w:val="24"/>
         </w:rPr>
         <w:t>Any topic that returns different data based on time or other changing conditions is a potential failing point in testing. By deactivating test steps that use dynamic input, you can run tests without them failing due to a change in the data found in those steps.</w:t>
       </w:r>
@@ -181,9 +271,11 @@
       <w:pPr>
         <w:ind w:left="720"/>
         <w:rPr>
-          <w:rFonts w:ascii="Times New Roman" w:hAnsi="Times New Roman" w:cs="Times New Roman" w:eastAsia="Times New Roman"/>
-          <w:b w:val="1"/>
-          <w:bCs w:val="1"/>
+          <w:rFonts w:ascii="Calibri" w:hAnsi="Calibri" w:cs="Times New Roman" w:eastAsia="Times New Roman"/>
+          <w:b w:val="1"/>
+          <w:bCs w:val="1"/>
+          <w:sz w:val="24"/>
+          <w:szCs w:val="24"/>
         </w:rPr>
       </w:pPr>
     </w:p>
@@ -191,18 +283,39 @@
       <w:pPr>
         <w:ind w:left="0"/>
         <w:rPr>
-          <w:rFonts w:ascii="Times New Roman" w:hAnsi="Times New Roman" w:cs="Times New Roman" w:eastAsia="Times New Roman"/>
-        </w:rPr>
-      </w:pPr>
-      <w:r>
-        <w:rPr>
-          <w:rFonts w:ascii="Times New Roman" w:hAnsi="Times New Roman" w:cs="Times New Roman" w:eastAsia="Times New Roman"/>
-          <w:b w:val="1"/>
-          <w:bCs w:val="1"/>
-        </w:rPr>
-        <w:t>Procedure</w:t>
-      </w:r>
-      <w:r>
+          <w:rFonts w:ascii="Calibri" w:hAnsi="Calibri" w:cs="Times New Roman" w:eastAsia="Times New Roman"/>
+          <w:sz w:val="24"/>
+          <w:szCs w:val="24"/>
+        </w:rPr>
+      </w:pPr>
+      <w:r>
+        <w:rPr>
+          <w:rFonts w:ascii="Calibri" w:hAnsi="Calibri" w:cs="Times New Roman" w:eastAsia="Times New Roman"/>
+          <w:b w:val="1"/>
+          <w:bCs w:val="1"/>
+          <w:sz w:val="24"/>
+          <w:szCs w:val="24"/>
+          <w:u w:val="single"/>
+        </w:rPr>
+        <w:t>Procedur</w:t>
+      </w:r>
+      <w:r>
+        <w:rPr>
+          <w:rFonts w:ascii="Calibri" w:hAnsi="Calibri" w:cs="Times New Roman" w:eastAsia="Times New Roman"/>
+          <w:b w:val="1"/>
+          <w:bCs w:val="1"/>
+          <w:sz w:val="24"/>
+          <w:szCs w:val="24"/>
+          <w:u w:val="single"/>
+        </w:rPr>
+        <w:t>e</w:t>
+      </w:r>
+      <w:r>
+        <w:rPr>
+          <w:rFonts w:ascii="Calibri" w:hAnsi="Calibri"/>
+          <w:sz w:val="24"/>
+          <w:szCs w:val="24"/>
+        </w:rPr>
         <w:br w:type="textWrapping"/>
       </w:r>
     </w:p>
@@ -214,26 +327,34 @@
         </w:numPr>
         <w:spacing w:before="100" w:after="100" w:beforeAutospacing="1" w:afterAutospacing="1"/>
         <w:rPr>
-          <w:rFonts w:ascii="Times New Roman" w:hAnsi="Times New Roman" w:cs="Times New Roman" w:eastAsia="Times New Roman"/>
-        </w:rPr>
-      </w:pPr>
-      <w:r>
-        <w:rPr>
-          <w:rFonts w:ascii="Times New Roman" w:hAnsi="Times New Roman" w:cs="Times New Roman" w:eastAsia="Times New Roman"/>
+          <w:rFonts w:ascii="Calibri" w:hAnsi="Calibri" w:cs="Times New Roman" w:eastAsia="Times New Roman"/>
+          <w:sz w:val="24"/>
+          <w:szCs w:val="24"/>
+        </w:rPr>
+      </w:pPr>
+      <w:r>
+        <w:rPr>
+          <w:rFonts w:ascii="Calibri" w:hAnsi="Calibri" w:cs="Times New Roman" w:eastAsia="Times New Roman"/>
+          <w:sz w:val="24"/>
+          <w:szCs w:val="24"/>
         </w:rPr>
         <w:t xml:space="preserve">Navigate to </w:t>
       </w:r>
       <w:r>
         <w:rPr>
-          <w:rFonts w:ascii="Times New Roman" w:hAnsi="Times New Roman" w:cs="Times New Roman" w:eastAsia="Times New Roman"/>
-          <w:b w:val="1"/>
-          <w:bCs w:val="1"/>
+          <w:rFonts w:ascii="Calibri" w:hAnsi="Calibri" w:cs="Times New Roman" w:eastAsia="Times New Roman"/>
+          <w:b w:val="1"/>
+          <w:bCs w:val="1"/>
+          <w:sz w:val="24"/>
+          <w:szCs w:val="24"/>
         </w:rPr>
         <w:t>All &gt; Conversational Interfaces &gt; Virtual Agent &gt; Designer</w:t>
       </w:r>
       <w:r>
         <w:rPr>
-          <w:rFonts w:ascii="Times New Roman" w:hAnsi="Times New Roman" w:cs="Times New Roman" w:eastAsia="Times New Roman"/>
+          <w:rFonts w:ascii="Calibri" w:hAnsi="Calibri" w:cs="Times New Roman" w:eastAsia="Times New Roman"/>
+          <w:sz w:val="24"/>
+          <w:szCs w:val="24"/>
         </w:rPr>
         <w:t>.</w:t>
       </w:r>
@@ -246,26 +367,34 @@
         </w:numPr>
         <w:spacing w:before="100" w:after="100" w:beforeAutospacing="1" w:afterAutospacing="1"/>
         <w:rPr>
-          <w:rFonts w:ascii="Times New Roman" w:hAnsi="Times New Roman" w:cs="Times New Roman" w:eastAsia="Times New Roman"/>
-        </w:rPr>
-      </w:pPr>
-      <w:r>
-        <w:rPr>
-          <w:rFonts w:ascii="Times New Roman" w:hAnsi="Times New Roman" w:cs="Times New Roman" w:eastAsia="Times New Roman"/>
+          <w:rFonts w:ascii="Calibri" w:hAnsi="Calibri" w:cs="Times New Roman" w:eastAsia="Times New Roman"/>
+          <w:sz w:val="24"/>
+          <w:szCs w:val="24"/>
+        </w:rPr>
+      </w:pPr>
+      <w:r>
+        <w:rPr>
+          <w:rFonts w:ascii="Calibri" w:hAnsi="Calibri" w:cs="Times New Roman" w:eastAsia="Times New Roman"/>
+          <w:sz w:val="24"/>
+          <w:szCs w:val="24"/>
         </w:rPr>
         <w:t xml:space="preserve">Select </w:t>
       </w:r>
       <w:r>
         <w:rPr>
-          <w:rFonts w:ascii="Times New Roman" w:hAnsi="Times New Roman" w:cs="Times New Roman" w:eastAsia="Times New Roman"/>
-          <w:b w:val="1"/>
-          <w:bCs w:val="1"/>
+          <w:rFonts w:ascii="Calibri" w:hAnsi="Calibri" w:cs="Times New Roman" w:eastAsia="Times New Roman"/>
+          <w:b w:val="1"/>
+          <w:bCs w:val="1"/>
+          <w:sz w:val="24"/>
+          <w:szCs w:val="24"/>
         </w:rPr>
         <w:t>Manage test cases</w:t>
       </w:r>
       <w:r>
         <w:rPr>
-          <w:rFonts w:ascii="Times New Roman" w:hAnsi="Times New Roman" w:cs="Times New Roman" w:eastAsia="Times New Roman"/>
+          <w:rFonts w:ascii="Calibri" w:hAnsi="Calibri" w:cs="Times New Roman" w:eastAsia="Times New Roman"/>
+          <w:sz w:val="24"/>
+          <w:szCs w:val="24"/>
         </w:rPr>
         <w:t>, followed by the test case that you want to work with.</w:t>
       </w:r>
@@ -278,54 +407,70 @@
         </w:numPr>
         <w:spacing w:before="100" w:after="100" w:beforeAutospacing="1" w:afterAutospacing="1"/>
         <w:rPr>
-          <w:rFonts w:ascii="Times New Roman" w:hAnsi="Times New Roman" w:cs="Times New Roman" w:eastAsia="Times New Roman"/>
-        </w:rPr>
-      </w:pPr>
-      <w:r>
-        <w:rPr>
-          <w:rFonts w:ascii="Times New Roman" w:hAnsi="Times New Roman" w:cs="Times New Roman" w:eastAsia="Times New Roman"/>
+          <w:rFonts w:ascii="Calibri" w:hAnsi="Calibri" w:cs="Times New Roman" w:eastAsia="Times New Roman"/>
+          <w:sz w:val="24"/>
+          <w:szCs w:val="24"/>
+        </w:rPr>
+      </w:pPr>
+      <w:r>
+        <w:rPr>
+          <w:rFonts w:ascii="Calibri" w:hAnsi="Calibri" w:cs="Times New Roman" w:eastAsia="Times New Roman"/>
+          <w:sz w:val="24"/>
+          <w:szCs w:val="24"/>
         </w:rPr>
         <w:t xml:space="preserve">Under the </w:t>
       </w:r>
       <w:r>
         <w:rPr>
-          <w:rFonts w:ascii="Times New Roman" w:hAnsi="Times New Roman" w:cs="Times New Roman" w:eastAsia="Times New Roman"/>
-          <w:b w:val="1"/>
-          <w:bCs w:val="1"/>
+          <w:rFonts w:ascii="Calibri" w:hAnsi="Calibri" w:cs="Times New Roman" w:eastAsia="Times New Roman"/>
+          <w:b w:val="1"/>
+          <w:bCs w:val="1"/>
+          <w:sz w:val="24"/>
+          <w:szCs w:val="24"/>
         </w:rPr>
         <w:t>Test Steps</w:t>
       </w:r>
       <w:r>
         <w:rPr>
-          <w:rFonts w:ascii="Times New Roman" w:hAnsi="Times New Roman" w:cs="Times New Roman" w:eastAsia="Times New Roman"/>
+          <w:rFonts w:ascii="Calibri" w:hAnsi="Calibri" w:cs="Times New Roman" w:eastAsia="Times New Roman"/>
+          <w:sz w:val="24"/>
+          <w:szCs w:val="24"/>
         </w:rPr>
         <w:t xml:space="preserve"> tab, select the </w:t>
       </w:r>
       <w:r>
         <w:rPr>
-          <w:rFonts w:ascii="Times New Roman" w:hAnsi="Times New Roman" w:cs="Times New Roman" w:eastAsia="Times New Roman"/>
+          <w:rFonts w:ascii="Calibri" w:hAnsi="Calibri" w:cs="Times New Roman" w:eastAsia="Times New Roman"/>
           <w:i w:val="1"/>
           <w:iCs w:val="1"/>
+          <w:sz w:val="24"/>
+          <w:szCs w:val="24"/>
         </w:rPr>
         <w:t>Active</w:t>
       </w:r>
       <w:r>
         <w:rPr>
-          <w:rFonts w:ascii="Times New Roman" w:hAnsi="Times New Roman" w:cs="Times New Roman" w:eastAsia="Times New Roman"/>
+          <w:rFonts w:ascii="Calibri" w:hAnsi="Calibri" w:cs="Times New Roman" w:eastAsia="Times New Roman"/>
+          <w:sz w:val="24"/>
+          <w:szCs w:val="24"/>
         </w:rPr>
         <w:t xml:space="preserve"> column of the test step you want to exclude, and set its value to </w:t>
       </w:r>
       <w:r>
         <w:rPr>
-          <w:rFonts w:ascii="Times New Roman" w:hAnsi="Times New Roman" w:cs="Times New Roman" w:eastAsia="Times New Roman"/>
+          <w:rFonts w:ascii="Calibri" w:hAnsi="Calibri" w:cs="Times New Roman" w:eastAsia="Times New Roman"/>
           <w:i w:val="1"/>
           <w:iCs w:val="1"/>
+          <w:sz w:val="24"/>
+          <w:szCs w:val="24"/>
         </w:rPr>
         <w:t>False</w:t>
       </w:r>
       <w:r>
         <w:rPr>
-          <w:rFonts w:ascii="Times New Roman" w:hAnsi="Times New Roman" w:cs="Times New Roman" w:eastAsia="Times New Roman"/>
+          <w:rFonts w:ascii="Calibri" w:hAnsi="Calibri" w:cs="Times New Roman" w:eastAsia="Times New Roman"/>
+          <w:sz w:val="24"/>
+          <w:szCs w:val="24"/>
         </w:rPr>
         <w:t>.</w:t>
       </w:r>
@@ -338,12 +483,16 @@
         </w:numPr>
         <w:spacing w:before="100" w:after="100" w:beforeAutospacing="1" w:afterAutospacing="1"/>
         <w:rPr>
-          <w:rFonts w:ascii="Times New Roman" w:hAnsi="Times New Roman" w:cs="Times New Roman" w:eastAsia="Times New Roman"/>
-        </w:rPr>
-      </w:pPr>
-      <w:r>
-        <w:rPr>
-          <w:rFonts w:ascii="Times New Roman" w:hAnsi="Times New Roman" w:cs="Times New Roman" w:eastAsia="Times New Roman"/>
+          <w:rFonts w:ascii="Calibri" w:hAnsi="Calibri" w:cs="Times New Roman" w:eastAsia="Times New Roman"/>
+          <w:sz w:val="24"/>
+          <w:szCs w:val="24"/>
+        </w:rPr>
+      </w:pPr>
+      <w:r>
+        <w:rPr>
+          <w:rFonts w:ascii="Calibri" w:hAnsi="Calibri" w:cs="Times New Roman" w:eastAsia="Times New Roman"/>
+          <w:sz w:val="24"/>
+          <w:szCs w:val="24"/>
         </w:rPr>
         <w:t>Repeat Step 3 with as many test steps as you want to deactivate.</w:t>
       </w:r>
@@ -356,17 +505,29 @@
         </w:numPr>
         <w:spacing w:before="100" w:after="100" w:beforeAutospacing="1" w:afterAutospacing="1"/>
         <w:rPr>
-          <w:rFonts w:ascii="Times New Roman" w:hAnsi="Times New Roman" w:cs="Times New Roman" w:eastAsia="Times New Roman"/>
-        </w:rPr>
-      </w:pPr>
-      <w:r>
-        <w:rPr>
-          <w:rFonts w:ascii="Times New Roman" w:hAnsi="Times New Roman" w:cs="Times New Roman" w:eastAsia="Times New Roman"/>
+          <w:rFonts w:ascii="Calibri" w:hAnsi="Calibri" w:cs="Times New Roman" w:eastAsia="Times New Roman"/>
+          <w:sz w:val="24"/>
+          <w:szCs w:val="24"/>
+        </w:rPr>
+      </w:pPr>
+      <w:r>
+        <w:rPr>
+          <w:rFonts w:ascii="Calibri" w:hAnsi="Calibri" w:cs="Times New Roman" w:eastAsia="Times New Roman"/>
+          <w:sz w:val="24"/>
+          <w:szCs w:val="24"/>
         </w:rPr>
         <w:t>Run or debug your test case.</w:t>
       </w:r>
     </w:p>
-    <w:p/>
+    <w:p>
+      <w:pPr>
+        <w:rPr>
+          <w:rFonts w:ascii="Calibri" w:hAnsi="Calibri"/>
+          <w:sz w:val="24"/>
+          <w:szCs w:val="24"/>
+        </w:rPr>
+      </w:pPr>
+    </w:p>
     <w:sectPr>
       <w:type w:val="nextPage"/>
       <w:pgMar w:left="1440" w:right="1440" w:top="1440" w:bottom="1440" w:header="720" w:footer="720" w:gutter="0"/>
